--- a/policies/build/preview_hco/HCO.MOM.2_v2_preview.docx
+++ b/policies/build/preview_hco/HCO.MOM.2_v2_preview.docx
@@ -773,7 +773,7 @@
           <w:sz w:val="22"/>
           <w:szCs w:val="22"/>
         </w:rPr>
-        <w:t xml:space="preserve">Boundaries: do not copy SHCO MOM wording. Do not overwrite HCO AAC or COP policies. Spell out abbreviations on first use in training materials. Guidebook Interpretation paragraphs were not available for MOM in this drafting environment — methods follow official OE text and chapter intent.</w:t>
+        <w:t xml:space="preserve">Boundaries: do not copy SHCO MOM wording. Do not overwrite HCO AAC or COP policies. Spell out abbreviations on first use in training materials. OE counts/levels/asterisks stay with the official portal Standards PDF. Method notes come from the Guidebook Interpretation paragraphs (scanned PDF md5 2c4489ee98de4ae9b49cba168ea9f42a).</w:t>
       </w:r>
     </w:p>
     <w:p>
@@ -953,6 +953,18 @@
           <w:sz w:val="22"/>
           <w:szCs w:val="22"/>
         </w:rPr>
+        <w:t xml:space="preserve">Method note (from guidebook interpretation): The multidisciplinary committee shall prepare the organisation's formulary. The formulary shall include medications necessary to meet the organisation’s mission, patient needs and scope of services. The formulary could be prepared keeping in view the “National List of Essential Medicines” and “WHO Model List of Essential Medicines”. It could also take into consideration the harm potential of the medication, interactions with other medications and likelihood of patient safety incidents. The organisation could look at the possibility of having system-wise/speciality wise formulary. At a minimum, the formulary shall include the name of the molecule, formulation and strength(s). The organisation shall endeavour to limit the number of drug concentrations of a particular drug in the formulary. Implants and devices are included in drugs and shall be included in the formulary.</w:t>
+      </w:r>
+    </w:p>
+    <w:p>
+      <w:pPr>
+        <w:spacing w:after="140"/>
+      </w:pPr>
+      <w:r>
+        <w:rPr>
+          <w:sz w:val="22"/>
+          <w:szCs w:val="22"/>
+        </w:rPr>
         <w:t xml:space="preserve">This is a CORE objective element — non-compliance is not acceptable for accreditation.</w:t>
       </w:r>
     </w:p>
@@ -991,6 +1003,18 @@
     </w:p>
     <w:p>
       <w:pPr>
+        <w:spacing w:after="140"/>
+      </w:pPr>
+      <w:r>
+        <w:rPr>
+          <w:sz w:val="22"/>
+          <w:szCs w:val="22"/>
+        </w:rPr>
+        <w:t xml:space="preserve">Method note (from guidebook interpretation): The committee may review and update all medications or only certain medication categories. The review may be done speciality wise. Non-formulary drugs, which were procured in the previous year regularly, may be included in the revised list. Aspects of patient safety, including adverse drug reactions, changing disease pattern, changing resistance pattern, and cost, could be taken into consideration during the review.</w:t>
+      </w:r>
+    </w:p>
+    <w:p>
+      <w:pPr>
         <w:pStyle w:val="Heading2"/>
         <w:spacing w:after="100" w:before="220"/>
       </w:pPr>
@@ -1024,6 +1048,18 @@
     </w:p>
     <w:p>
       <w:pPr>
+        <w:spacing w:after="140"/>
+      </w:pPr>
+      <w:r>
+        <w:rPr>
+          <w:sz w:val="22"/>
+          <w:szCs w:val="22"/>
+        </w:rPr>
+        <w:t xml:space="preserve">Method note (from guidebook interpretation): The current formulary shall be made available to all treating doctors of the organisation. The organisation needs to ensure that clinicians have access to the current version of the formulary. The formulary could be made available in either physical or electronic form.</w:t>
+      </w:r>
+    </w:p>
+    <w:p>
+      <w:pPr>
         <w:pStyle w:val="Heading2"/>
         <w:spacing w:after="100" w:before="220"/>
       </w:pPr>
@@ -1057,6 +1093,18 @@
     </w:p>
     <w:p>
       <w:pPr>
+        <w:spacing w:after="140"/>
+      </w:pPr>
+      <w:r>
+        <w:rPr>
+          <w:sz w:val="22"/>
+          <w:szCs w:val="22"/>
+        </w:rPr>
+        <w:t xml:space="preserve">Method note (from guidebook interpretation): The organisation shall ensure that prescriptions are as per the formulary. It shall monitor the frequency of prescriptions being rejected/local purchase done because it contained non-formulary drugs. = Commitment = Achievement Excellence.</w:t>
+      </w:r>
+    </w:p>
+    <w:p>
+      <w:pPr>
         <w:pStyle w:val="Heading2"/>
         <w:spacing w:after="100" w:before="220"/>
       </w:pPr>
@@ -1097,6 +1145,18 @@
           <w:sz w:val="22"/>
           <w:szCs w:val="22"/>
         </w:rPr>
+        <w:t xml:space="preserve">Method note (from guidebook interpretation): The procedure shall address the issues of vendor selection, vendor evaluation, reorder levels, indenting process, generation of the purchase order, and receipt of goods. The procedure also addresses managing stock-outs due to various reasons.</w:t>
+      </w:r>
+    </w:p>
+    <w:p>
+      <w:pPr>
+        <w:spacing w:after="140"/>
+      </w:pPr>
+      <w:r>
+        <w:rPr>
+          <w:sz w:val="22"/>
+          <w:szCs w:val="22"/>
+        </w:rPr>
         <w:t xml:space="preserve">This objective element is asterisked in the official Standards PDF — documentation of the process is required.</w:t>
       </w:r>
     </w:p>
@@ -1131,6 +1191,18 @@
           <w:szCs w:val="22"/>
         </w:rPr>
         <w:t xml:space="preserve">The request does not by itself add the item to the formulary. If the item will be needed routinely, the «Drug and Therapeutics Committee» considers a formulary amendment. Emergency life-saving non-formulary use is documented retrospectively the same shift.</w:t>
+      </w:r>
+    </w:p>
+    <w:p>
+      <w:pPr>
+        <w:spacing w:after="140"/>
+      </w:pPr>
+      <w:r>
+        <w:rPr>
+          <w:sz w:val="22"/>
+          <w:szCs w:val="22"/>
+        </w:rPr>
+        <w:t xml:space="preserve">Method note (from guidebook interpretation): Local purchase/hotline, which takes care of the immediate requirement are examples of the procedure to obtain medications not listed in the formulary. Whenever there is the local purchase of a medication thats not listed in the formulary, the organisation shall have a process of evaluation, authorisation and ratification and decision-making on its subsequent inclusion in the formulary if necessary. Standard Medications are stored appropriately and are available where MOM.3. - required.</w:t>
       </w:r>
     </w:p>
     <w:p>
@@ -2281,7 +2353,7 @@
           <w:sz w:val="22"/>
           <w:szCs w:val="22"/>
         </w:rPr>
-        <w:t xml:space="preserve">National Accreditation Board for Hospitals and Healthcare Providers (NABH), Accreditation Standards for Hospitals, 6th Edition (January 2025) — Management of Medication, standard MOM.2. Official portal PDF.</w:t>
+        <w:t xml:space="preserve">National Accreditation Board for Hospitals and Healthcare Providers (NABH), Accreditation Standards for Hospitals, 6th Edition (January 2025) — Management of Medication, standard MOM.2. Official portal PDF (OE text, counts, levels, asterisks).</w:t>
       </w:r>
     </w:p>
     <w:p>
@@ -2298,7 +2370,24 @@
           <w:sz w:val="22"/>
           <w:szCs w:val="22"/>
         </w:rPr>
-        <w:t xml:space="preserve">Internal documents of Preview Hospital: written guidance, formulary, high-risk and emergency-medication lists, registers and incident forms named for MOM.2.</w:t>
+        <w:t xml:space="preserve">NABH Guidebook to Accreditation Standards for Hospitals, 6th Edition — MOM.2 interpretations (source PDF md5 2c4489ee98de4ae9b49cba168ea9f42a; OCR policies/source/hco6_mom_guidebook_ocr.txt).</w:t>
+      </w:r>
+    </w:p>
+    <w:p>
+      <w:pPr>
+        <w:pStyle w:val="ListParagraph"/>
+        <w:numPr>
+          <w:ilvl w:val="0"/>
+          <w:numId w:val="1"/>
+        </w:numPr>
+        <w:spacing w:after="60"/>
+      </w:pPr>
+      <w:r>
+        <w:rPr>
+          <w:sz w:val="22"/>
+          <w:szCs w:val="22"/>
+        </w:rPr>
+        <w:t xml:space="preserve">Internal documents of Preview Hospital: Medication Management Manual, formulary, high-risk and emergency-medication lists, registers and incident forms named for MOM.2.</w:t>
       </w:r>
     </w:p>
     <w:p>

--- a/policies/build/preview_hco/HCO.MOM.2_v2_preview.docx
+++ b/policies/build/preview_hco/HCO.MOM.2_v2_preview.docx
@@ -773,7 +773,7 @@
           <w:sz w:val="22"/>
           <w:szCs w:val="22"/>
         </w:rPr>
-        <w:t xml:space="preserve">Boundaries: do not copy SHCO MOM wording. Do not overwrite HCO AAC or COP policies. Spell out abbreviations on first use in training materials. OE counts/levels/asterisks stay with the official portal Standards PDF. Method notes come from the Guidebook Interpretation paragraphs (scanned PDF md5 2c4489ee98de4ae9b49cba168ea9f42a).</w:t>
+        <w:t xml:space="preserve">Boundaries: do not overwrite HCO AAC or COP policies. Spell out abbreviations on first use in training materials. OE counts/levels/asterisks stay with the official portal Standards PDF. Method notes come from the Guidebook Interpretation paragraphs (scanned PDF md5 2c4489ee98de4ae9b49cba168ea9f42a).</w:t>
       </w:r>
     </w:p>
     <w:p>
@@ -827,7 +827,7 @@
           <w:sz w:val="22"/>
           <w:szCs w:val="22"/>
         </w:rPr>
-        <w:t xml:space="preserve">1. Do not skip: A list of medications appropriate for the patients and as per the scope of the organisation's clinical serv...</w:t>
+        <w:t xml:space="preserve">1. Do not skip: A list of medications appropriate for the patients and as per the scope of the organisation's clinical...</w:t>
       </w:r>
     </w:p>
     <w:p>
@@ -917,7 +917,7 @@
         <w:spacing w:after="100" w:before="220"/>
       </w:pPr>
       <w:r>
-        <w:t xml:space="preserve">5.1 A list of medications appropriate for the patients and as per the sco...</w:t>
+        <w:t xml:space="preserve">5.1 A list of medications appropriate for the patients and as per the scope...</w:t>
       </w:r>
     </w:p>
     <w:p>
@@ -974,7 +974,7 @@
         <w:spacing w:after="100" w:before="220"/>
       </w:pPr>
       <w:r>
-        <w:t xml:space="preserve">5.2 The list is reviewed and updated collaboratively by the multi-discipl...</w:t>
+        <w:t xml:space="preserve">5.2 The list is reviewed and updated collaboratively by the...</w:t>
       </w:r>
     </w:p>
     <w:p>
@@ -1109,7 +1109,7 @@
         <w:spacing w:after="100" w:before="220"/>
       </w:pPr>
       <w:r>
-        <w:t xml:space="preserve">5.5 The organisation adheres to the procedure for the acquisition of form...</w:t>
+        <w:t xml:space="preserve">5.5 The organisation adheres to the procedure for the acquisition of...</w:t>
       </w:r>
     </w:p>
     <w:p>
@@ -1166,7 +1166,7 @@
         <w:spacing w:after="100" w:before="220"/>
       </w:pPr>
       <w:r>
-        <w:t xml:space="preserve">5.6 The organisation adheres to the procedure to obtain medications not l...</w:t>
+        <w:t xml:space="preserve">5.6 The organisation adheres to the procedure to obtain medications not...</w:t>
       </w:r>
     </w:p>
     <w:p>
@@ -1224,6 +1224,20 @@
       </w:pPr>
       <w:r>
         <w:t xml:space="preserve">6. Governance and responsibility</w:t>
+      </w:r>
+    </w:p>
+    <w:p>
+      <w:pPr>
+        <w:spacing w:after="20" w:before="100"/>
+      </w:pPr>
+      <w:r>
+        <w:rPr>
+          <w:b/>
+          <w:bCs/>
+          <w:sz w:val="22"/>
+          <w:szCs w:val="22"/>
+        </w:rPr>
+        <w:t xml:space="preserve">Medical Superintendent</w:t>
       </w:r>
     </w:p>
     <w:p>
@@ -1240,7 +1254,7 @@
           <w:sz w:val="22"/>
           <w:szCs w:val="22"/>
         </w:rPr>
-        <w:t xml:space="preserve">Medical Superintendent</w:t>
+        <w:t xml:space="preserve">Accountable that MOM.2 is resourced and followed.</w:t>
       </w:r>
     </w:p>
     <w:p>
@@ -1257,7 +1271,21 @@
           <w:sz w:val="22"/>
           <w:szCs w:val="22"/>
         </w:rPr>
-        <w:t xml:space="preserve">Accountable that MOM.2 is resourced and followed.</w:t>
+        <w:t xml:space="preserve">Designates the Medication Safety Officer (chapter intent) where that role is required for this standard.</w:t>
+      </w:r>
+    </w:p>
+    <w:p>
+      <w:pPr>
+        <w:spacing w:after="20" w:before="100"/>
+      </w:pPr>
+      <w:r>
+        <w:rPr>
+          <w:b/>
+          <w:bCs/>
+          <w:sz w:val="22"/>
+          <w:szCs w:val="22"/>
+        </w:rPr>
+        <w:t xml:space="preserve">Drug and Therapeutics Committee Chair</w:t>
       </w:r>
     </w:p>
     <w:p>
@@ -1274,7 +1302,21 @@
           <w:sz w:val="22"/>
           <w:szCs w:val="22"/>
         </w:rPr>
-        <w:t xml:space="preserve">Designates the Medication Safety Officer (chapter intent) where that role is required for this standard.</w:t>
+        <w:t xml:space="preserve">Owns day-to-day implementation and records for this standard.</w:t>
+      </w:r>
+    </w:p>
+    <w:p>
+      <w:pPr>
+        <w:spacing w:after="20" w:before="100"/>
+      </w:pPr>
+      <w:r>
+        <w:rPr>
+          <w:b/>
+          <w:bCs/>
+          <w:sz w:val="22"/>
+          <w:szCs w:val="22"/>
+        </w:rPr>
+        <w:t xml:space="preserve">Medication Safety Officer</w:t>
       </w:r>
     </w:p>
     <w:p>
@@ -1291,7 +1333,21 @@
           <w:sz w:val="22"/>
           <w:szCs w:val="22"/>
         </w:rPr>
-        <w:t xml:space="preserve">Drug and Therapeutics Committee Chair</w:t>
+        <w:t xml:space="preserve">Coordinates medication-safety processes that cut across MOM standards; brings incidents and audits to the Drug and Therapeutics Committee.</w:t>
+      </w:r>
+    </w:p>
+    <w:p>
+      <w:pPr>
+        <w:spacing w:after="20" w:before="100"/>
+      </w:pPr>
+      <w:r>
+        <w:rPr>
+          <w:b/>
+          <w:bCs/>
+          <w:sz w:val="22"/>
+          <w:szCs w:val="22"/>
+        </w:rPr>
+        <w:t xml:space="preserve">Pharmacy / nursing / treating doctors (as applicable)</w:t>
       </w:r>
     </w:p>
     <w:p>
@@ -1308,7 +1364,21 @@
           <w:sz w:val="22"/>
           <w:szCs w:val="22"/>
         </w:rPr>
-        <w:t xml:space="preserve">Owns day-to-day implementation and records for this standard.</w:t>
+        <w:t xml:space="preserve">Deliver the process as written; escalate stop-work triggers without delay.</w:t>
+      </w:r>
+    </w:p>
+    <w:p>
+      <w:pPr>
+        <w:spacing w:after="20" w:before="100"/>
+      </w:pPr>
+      <w:r>
+        <w:rPr>
+          <w:b/>
+          <w:bCs/>
+          <w:sz w:val="22"/>
+          <w:szCs w:val="22"/>
+        </w:rPr>
+        <w:t xml:space="preserve">Quality Coordinator</w:t>
       </w:r>
     </w:p>
     <w:p>
@@ -1325,7 +1395,28 @@
           <w:sz w:val="22"/>
           <w:szCs w:val="22"/>
         </w:rPr>
-        <w:t xml:space="preserve">Medication Safety Officer</w:t>
+        <w:t xml:space="preserve">Audits this policy «quarterly»; holds training acknowledgements.</w:t>
+      </w:r>
+    </w:p>
+    <w:p>
+      <w:pPr>
+        <w:pStyle w:val="Heading1"/>
+        <w:spacing w:after="120" w:before="280"/>
+      </w:pPr>
+      <w:r>
+        <w:t xml:space="preserve">7. Quality monitoring (RCA → CAPA)</w:t>
+      </w:r>
+    </w:p>
+    <w:p>
+      <w:pPr>
+        <w:spacing w:after="140"/>
+      </w:pPr>
+      <w:r>
+        <w:rPr>
+          <w:sz w:val="22"/>
+          <w:szCs w:val="22"/>
+        </w:rPr>
+        <w:t xml:space="preserve">The Quality Coordinator audits this policy «quarterly». The audit reviews:</w:t>
       </w:r>
     </w:p>
     <w:p>
@@ -1342,7 +1433,7 @@
           <w:sz w:val="22"/>
           <w:szCs w:val="22"/>
         </w:rPr>
-        <w:t xml:space="preserve">Coordinates medication-safety processes that cut across MOM standards; brings incidents and audits to the Drug and Therapeutics Committee.</w:t>
+        <w:t xml:space="preserve">Records for a sample of this standard's objective elements, checked against the What-we-do steps.</w:t>
       </w:r>
     </w:p>
     <w:p>
@@ -1359,7 +1450,7 @@
           <w:sz w:val="22"/>
           <w:szCs w:val="22"/>
         </w:rPr>
-        <w:t xml:space="preserve">Pharmacy / nursing / treating doctors (as applicable)</w:t>
+        <w:t xml:space="preserve">Documentary evidence is on file for each asterisked objective element in the sample.</w:t>
       </w:r>
     </w:p>
     <w:p>
@@ -1376,7 +1467,7 @@
           <w:sz w:val="22"/>
           <w:szCs w:val="22"/>
         </w:rPr>
-        <w:t xml:space="preserve">Deliver the process as written; escalate stop-work triggers without delay.</w:t>
+        <w:t xml:space="preserve">CORE objective elements show no critical gaps in the sample.</w:t>
       </w:r>
     </w:p>
     <w:p>
@@ -1393,125 +1484,19 @@
           <w:sz w:val="22"/>
           <w:szCs w:val="22"/>
         </w:rPr>
-        <w:t xml:space="preserve">Quality Coordinator</w:t>
-      </w:r>
-    </w:p>
-    <w:p>
-      <w:pPr>
-        <w:pStyle w:val="ListParagraph"/>
-        <w:numPr>
-          <w:ilvl w:val="0"/>
-          <w:numId w:val="1"/>
-        </w:numPr>
-        <w:spacing w:after="60"/>
-      </w:pPr>
-      <w:r>
-        <w:rPr>
-          <w:sz w:val="22"/>
-          <w:szCs w:val="22"/>
-        </w:rPr>
-        <w:t xml:space="preserve">Audits this policy «quarterly»; holds training acknowledgements.</w:t>
-      </w:r>
-    </w:p>
-    <w:p>
-      <w:pPr>
-        <w:pStyle w:val="Heading1"/>
-        <w:spacing w:after="120" w:before="280"/>
-      </w:pPr>
-      <w:r>
-        <w:t xml:space="preserve">7. Quality monitoring (RCA → CAPA)</w:t>
-      </w:r>
-    </w:p>
-    <w:p>
-      <w:pPr>
-        <w:spacing w:after="140"/>
-      </w:pPr>
-      <w:r>
-        <w:rPr>
-          <w:sz w:val="22"/>
-          <w:szCs w:val="22"/>
-        </w:rPr>
-        <w:t xml:space="preserve">The Quality Coordinator audits this policy «quarterly».</w:t>
-      </w:r>
-    </w:p>
-    <w:p>
-      <w:pPr>
-        <w:spacing w:after="140"/>
-      </w:pPr>
-      <w:r>
-        <w:rPr>
-          <w:sz w:val="22"/>
-          <w:szCs w:val="22"/>
-        </w:rPr>
-        <w:t xml:space="preserve">What is monitored each quarter:</w:t>
-      </w:r>
-    </w:p>
-    <w:p>
-      <w:pPr>
-        <w:pStyle w:val="ListParagraph"/>
-        <w:numPr>
-          <w:ilvl w:val="0"/>
-          <w:numId w:val="1"/>
-        </w:numPr>
-        <w:spacing w:after="60"/>
-      </w:pPr>
-      <w:r>
-        <w:rPr>
-          <w:sz w:val="22"/>
-          <w:szCs w:val="22"/>
-        </w:rPr>
-        <w:t xml:space="preserve">Sample of records for each OE MOM.2.a–f.</w:t>
-      </w:r>
-    </w:p>
-    <w:p>
-      <w:pPr>
-        <w:pStyle w:val="ListParagraph"/>
-        <w:numPr>
-          <w:ilvl w:val="0"/>
-          <w:numId w:val="1"/>
-        </w:numPr>
-        <w:spacing w:after="60"/>
-      </w:pPr>
-      <w:r>
-        <w:rPr>
-          <w:sz w:val="22"/>
-          <w:szCs w:val="22"/>
-        </w:rPr>
-        <w:t xml:space="preserve">Asterisked elements (ef) have document evidence as required.</w:t>
-      </w:r>
-    </w:p>
-    <w:p>
-      <w:pPr>
-        <w:pStyle w:val="ListParagraph"/>
-        <w:numPr>
-          <w:ilvl w:val="0"/>
-          <w:numId w:val="1"/>
-        </w:numPr>
-        <w:spacing w:after="60"/>
-      </w:pPr>
-      <w:r>
-        <w:rPr>
-          <w:sz w:val="22"/>
-          <w:szCs w:val="22"/>
-        </w:rPr>
-        <w:t xml:space="preserve">CORE elements (a) show no critical gaps in the sample.</w:t>
-      </w:r>
-    </w:p>
-    <w:p>
-      <w:pPr>
-        <w:pStyle w:val="ListParagraph"/>
-        <w:numPr>
-          <w:ilvl w:val="0"/>
-          <w:numId w:val="1"/>
-        </w:numPr>
-        <w:spacing w:after="60"/>
-      </w:pPr>
-      <w:r>
-        <w:rPr>
-          <w:sz w:val="22"/>
-          <w:szCs w:val="22"/>
-        </w:rPr>
         <w:t xml:space="preserve">Stop-work events (if any) are logged with outcome.</w:t>
+      </w:r>
+    </w:p>
+    <w:p>
+      <w:pPr>
+        <w:spacing w:after="140"/>
+      </w:pPr>
+      <w:r>
+        <w:rPr>
+          <w:sz w:val="22"/>
+          <w:szCs w:val="22"/>
+        </w:rPr>
+        <w:t xml:space="preserve">Root-cause analysis is required when a gap found in this audit remains open beyond «90 days».</w:t>
       </w:r>
     </w:p>
     <w:p>
@@ -3164,7 +3149,7 @@
           <w:sz w:val="22"/>
           <w:szCs w:val="22"/>
         </w:rPr>
-        <w:t xml:space="preserve">Records showing MOM.2.a was followed for sampled patients/cases.</w:t>
+        <w:t xml:space="preserve">Formulary list built collaboratively by pharmacy, clinicians and nursing, matched to the defined clinical scope (AAC.1).</w:t>
       </w:r>
     </w:p>
     <w:p>
@@ -3181,7 +3166,7 @@
           <w:sz w:val="22"/>
           <w:szCs w:val="22"/>
         </w:rPr>
-        <w:t xml:space="preserve">Written guidance / protocol referenced for this element (where required).</w:t>
+        <w:t xml:space="preserve">Formulary entries recording generic name, strength, dosage form and high-risk flag.</w:t>
       </w:r>
     </w:p>
     <w:p>
@@ -3198,7 +3183,16 @@
           <w:sz w:val="22"/>
           <w:szCs w:val="22"/>
         </w:rPr>
-        <w:t xml:space="preserve">Audit sample notes for MOM.2.a reviewed «quarterly».</w:t>
+        <w:t xml:space="preserve">Medical Superintendent's approval record for the first issue.</w:t>
+      </w:r>
+    </w:p>
+    <w:p>
+      <w:pPr>
+        <w:pStyle w:val="Heading2"/>
+        <w:spacing w:after="100" w:before="220"/>
+      </w:pPr>
+      <w:r>
+        <w:t xml:space="preserve">MOM.2.b — The list is reviewed and updated collaboratively by the multi-disciplinary committee at least annually.</w:t>
       </w:r>
     </w:p>
     <w:p>
@@ -3215,16 +3209,7 @@
           <w:sz w:val="22"/>
           <w:szCs w:val="22"/>
         </w:rPr>
-        <w:t xml:space="preserve">CORE-element sample with no critical gaps in the quarter under review.</w:t>
-      </w:r>
-    </w:p>
-    <w:p>
-      <w:pPr>
-        <w:pStyle w:val="Heading2"/>
-        <w:spacing w:after="100" w:before="220"/>
-      </w:pPr>
-      <w:r>
-        <w:t xml:space="preserve">MOM.2.b — The list is reviewed and updated collaboratively by the multi-disciplinary committee at least annually.</w:t>
+        <w:t xml:space="preserve">Annual formulary review record with additions, deletions and restrictions minuted with clinical reason.</w:t>
       </w:r>
     </w:p>
     <w:p>
@@ -3241,7 +3226,7 @@
           <w:sz w:val="22"/>
           <w:szCs w:val="22"/>
         </w:rPr>
-        <w:t xml:space="preserve">Records showing MOM.2.b was followed for sampled patients/cases.</w:t>
+        <w:t xml:space="preserve">Urgent-addition or shortage-substitution record ratified at the next meeting.</w:t>
       </w:r>
     </w:p>
     <w:p>
@@ -3258,7 +3243,16 @@
           <w:sz w:val="22"/>
           <w:szCs w:val="22"/>
         </w:rPr>
-        <w:t xml:space="preserve">Written guidance / protocol referenced for this element (where required).</w:t>
+        <w:t xml:space="preserve">Dated current-formulary cover record.</w:t>
+      </w:r>
+    </w:p>
+    <w:p>
+      <w:pPr>
+        <w:pStyle w:val="Heading2"/>
+        <w:spacing w:after="100" w:before="220"/>
+      </w:pPr>
+      <w:r>
+        <w:t xml:space="preserve">MOM.2.c — The current formulary is available for clinicians to refer to.</w:t>
       </w:r>
     </w:p>
     <w:p>
@@ -3275,16 +3269,7 @@
           <w:sz w:val="22"/>
           <w:szCs w:val="22"/>
         </w:rPr>
-        <w:t xml:space="preserve">Audit sample notes for MOM.2.b reviewed «quarterly».</w:t>
-      </w:r>
-    </w:p>
-    <w:p>
-      <w:pPr>
-        <w:pStyle w:val="Heading2"/>
-        <w:spacing w:after="100" w:before="220"/>
-      </w:pPr>
-      <w:r>
-        <w:t xml:space="preserve">MOM.2.c — The current formulary is available for clinicians to refer to.</w:t>
+        <w:t xml:space="preserve">Formulary availability record at prescribing locations — OPD, wards, ICU, emergency, OT, HIS/intranet.</w:t>
       </w:r>
     </w:p>
     <w:p>
@@ -3301,7 +3286,7 @@
           <w:sz w:val="22"/>
           <w:szCs w:val="22"/>
         </w:rPr>
-        <w:t xml:space="preserve">Records showing MOM.2.c was followed for sampled patients/cases.</w:t>
+        <w:t xml:space="preserve">Outdated-copy removal record when a new version is issued.</w:t>
       </w:r>
     </w:p>
     <w:p>
@@ -3318,7 +3303,16 @@
           <w:sz w:val="22"/>
           <w:szCs w:val="22"/>
         </w:rPr>
-        <w:t xml:space="preserve">Written guidance / protocol referenced for this element (where required).</w:t>
+        <w:t xml:space="preserve">Quarterly availability spot-check record by the Quality Coordinator.</w:t>
+      </w:r>
+    </w:p>
+    <w:p>
+      <w:pPr>
+        <w:pStyle w:val="Heading2"/>
+        <w:spacing w:after="100" w:before="220"/>
+      </w:pPr>
+      <w:r>
+        <w:t xml:space="preserve">MOM.2.d — The clinicians adhere to the current formulary.</w:t>
       </w:r>
     </w:p>
     <w:p>
@@ -3335,16 +3329,7 @@
           <w:sz w:val="22"/>
           <w:szCs w:val="22"/>
         </w:rPr>
-        <w:t xml:space="preserve">Audit sample notes for MOM.2.c reviewed «quarterly».</w:t>
-      </w:r>
-    </w:p>
-    <w:p>
-      <w:pPr>
-        <w:pStyle w:val="Heading2"/>
-        <w:spacing w:after="100" w:before="220"/>
-      </w:pPr>
-      <w:r>
-        <w:t xml:space="preserve">MOM.2.d — The clinicians adhere to the current formulary.</w:t>
+        <w:t xml:space="preserve">Prescription-versus-formulary audit record.</w:t>
       </w:r>
     </w:p>
     <w:p>
@@ -3361,7 +3346,7 @@
           <w:sz w:val="22"/>
           <w:szCs w:val="22"/>
         </w:rPr>
-        <w:t xml:space="preserve">Records showing MOM.2.d was followed for sampled patients/cases.</w:t>
+        <w:t xml:space="preserve">Non-formulary-prescribing flag record from pharmacy to the Medication Safety Officer.</w:t>
       </w:r>
     </w:p>
     <w:p>
@@ -3378,7 +3363,16 @@
           <w:sz w:val="22"/>
           <w:szCs w:val="22"/>
         </w:rPr>
-        <w:t xml:space="preserve">Written guidance / protocol referenced for this element (where required).</w:t>
+        <w:t xml:space="preserve">DTC record of any department's repeated non-adherence tabled for review.</w:t>
+      </w:r>
+    </w:p>
+    <w:p>
+      <w:pPr>
+        <w:pStyle w:val="Heading2"/>
+        <w:spacing w:after="100" w:before="220"/>
+      </w:pPr>
+      <w:r>
+        <w:t xml:space="preserve">MOM.2.e — The organisation adheres to the procedure for the acquisition of formulary medications.</w:t>
       </w:r>
     </w:p>
     <w:p>
@@ -3395,16 +3389,7 @@
           <w:sz w:val="22"/>
           <w:szCs w:val="22"/>
         </w:rPr>
-        <w:t xml:space="preserve">Audit sample notes for MOM.2.d reviewed «quarterly».</w:t>
-      </w:r>
-    </w:p>
-    <w:p>
-      <w:pPr>
-        <w:pStyle w:val="Heading2"/>
-        <w:spacing w:after="100" w:before="220"/>
-      </w:pPr>
-      <w:r>
-        <w:t xml:space="preserve">MOM.2.e — The organisation adheres to the procedure for the acquisition of formulary medications.</w:t>
+        <w:t xml:space="preserve">Procurement record showing approved supplier, receipt quality checks, batch and expiry logged.</w:t>
       </w:r>
     </w:p>
     <w:p>
@@ -3421,7 +3406,7 @@
           <w:sz w:val="22"/>
           <w:szCs w:val="22"/>
         </w:rPr>
-        <w:t xml:space="preserve">Records showing MOM.2.e was followed for sampled patients/cases.</w:t>
+        <w:t xml:space="preserve">Rejected-delivery record for any item failing identity, integrity or cold-chain check.</w:t>
       </w:r>
     </w:p>
     <w:p>
@@ -3438,7 +3423,16 @@
           <w:sz w:val="22"/>
           <w:szCs w:val="22"/>
         </w:rPr>
-        <w:t xml:space="preserve">Written guidance / protocol referenced for this element (where required).</w:t>
+        <w:t xml:space="preserve">Cross-reference to the MOM.1.d stock-out procedure for any off-procedure purchase.</w:t>
+      </w:r>
+    </w:p>
+    <w:p>
+      <w:pPr>
+        <w:pStyle w:val="Heading2"/>
+        <w:spacing w:after="100" w:before="220"/>
+      </w:pPr>
+      <w:r>
+        <w:t xml:space="preserve">MOM.2.f — The organisation adheres to the procedure to obtain medications not listed in the formulary.</w:t>
       </w:r>
     </w:p>
     <w:p>
@@ -3455,7 +3449,7 @@
           <w:sz w:val="22"/>
           <w:szCs w:val="22"/>
         </w:rPr>
-        <w:t xml:space="preserve">Audit sample notes for MOM.2.e reviewed «quarterly».</w:t>
+        <w:t xml:space="preserve">Written non-formulary request record — clinical justification, approval, source, batch and indication.</w:t>
       </w:r>
     </w:p>
     <w:p>
@@ -3472,16 +3466,7 @@
           <w:sz w:val="22"/>
           <w:szCs w:val="22"/>
         </w:rPr>
-        <w:t xml:space="preserve">Documented evidence specifically required by the asterisked objective element.</w:t>
-      </w:r>
-    </w:p>
-    <w:p>
-      <w:pPr>
-        <w:pStyle w:val="Heading2"/>
-        <w:spacing w:after="100" w:before="220"/>
-      </w:pPr>
-      <w:r>
-        <w:t xml:space="preserve">MOM.2.f — The organisation adheres to the procedure to obtain medications not listed in the formulary.</w:t>
+        <w:t xml:space="preserve">Formulary-amendment consideration record where an item is needed routinely.</w:t>
       </w:r>
     </w:p>
     <w:p>
@@ -3498,58 +3483,7 @@
           <w:sz w:val="22"/>
           <w:szCs w:val="22"/>
         </w:rPr>
-        <w:t xml:space="preserve">Records showing MOM.2.f was followed for sampled patients/cases.</w:t>
-      </w:r>
-    </w:p>
-    <w:p>
-      <w:pPr>
-        <w:pStyle w:val="ListParagraph"/>
-        <w:numPr>
-          <w:ilvl w:val="0"/>
-          <w:numId w:val="1"/>
-        </w:numPr>
-        <w:spacing w:after="60"/>
-      </w:pPr>
-      <w:r>
-        <w:rPr>
-          <w:sz w:val="22"/>
-          <w:szCs w:val="22"/>
-        </w:rPr>
-        <w:t xml:space="preserve">Written guidance / protocol referenced for this element (where required).</w:t>
-      </w:r>
-    </w:p>
-    <w:p>
-      <w:pPr>
-        <w:pStyle w:val="ListParagraph"/>
-        <w:numPr>
-          <w:ilvl w:val="0"/>
-          <w:numId w:val="1"/>
-        </w:numPr>
-        <w:spacing w:after="60"/>
-      </w:pPr>
-      <w:r>
-        <w:rPr>
-          <w:sz w:val="22"/>
-          <w:szCs w:val="22"/>
-        </w:rPr>
-        <w:t xml:space="preserve">Audit sample notes for MOM.2.f reviewed «quarterly».</w:t>
-      </w:r>
-    </w:p>
-    <w:p>
-      <w:pPr>
-        <w:pStyle w:val="ListParagraph"/>
-        <w:numPr>
-          <w:ilvl w:val="0"/>
-          <w:numId w:val="1"/>
-        </w:numPr>
-        <w:spacing w:after="60"/>
-      </w:pPr>
-      <w:r>
-        <w:rPr>
-          <w:sz w:val="22"/>
-          <w:szCs w:val="22"/>
-        </w:rPr>
-        <w:t xml:space="preserve">Documented evidence specifically required by the asterisked objective element.</w:t>
+        <w:t xml:space="preserve">Same-shift retrospective documentation record for emergency non-formulary use.</w:t>
       </w:r>
     </w:p>
     <w:p>

--- a/policies/build/preview_hco/HCO.MOM.2_v2_preview.docx
+++ b/policies/build/preview_hco/HCO.MOM.2_v2_preview.docx
@@ -692,7 +692,7 @@
           <w:sz w:val="22"/>
           <w:szCs w:val="22"/>
         </w:rPr>
-        <w:t xml:space="preserve">It covers objective elements MOM.2.a–f (6 elements).</w:t>
+        <w:t xml:space="preserve">This policy covers all 6 requirements under this standard, listed in detail below.</w:t>
       </w:r>
     </w:p>
     <w:p>
@@ -716,7 +716,7 @@
           <w:sz w:val="22"/>
           <w:szCs w:val="22"/>
         </w:rPr>
-        <w:t xml:space="preserve">This policy owns MOM.2. Related AAC, COP, PRE, IPC/HIC and HRM duties stay with those policies — cross-reference only. Other MOM standards stay with their own policies.</w:t>
+        <w:t xml:space="preserve">This policy covers hospital formulary specifically. Related duties — like patient assessment, clinical care, patient rights, infection control, or staffing — are covered in the hospital's other policies, not repeated here. Other MOM standards stay with their own policies.</w:t>
       </w:r>
     </w:p>
     <w:p>
@@ -761,19 +761,19 @@
           <w:sz w:val="22"/>
           <w:szCs w:val="22"/>
         </w:rPr>
-        <w:t xml:space="preserve">It covers 6 objective elements (MOM.2.a, MOM.2.b, MOM.2.c, MOM.2.d, MOM.2.e, MOM.2.f).</w:t>
-      </w:r>
-    </w:p>
-    <w:p>
-      <w:pPr>
-        <w:spacing w:after="140"/>
-      </w:pPr>
-      <w:r>
-        <w:rPr>
-          <w:sz w:val="22"/>
-          <w:szCs w:val="22"/>
-        </w:rPr>
-        <w:t xml:space="preserve">Boundaries: do not overwrite HCO AAC or COP policies. Spell out abbreviations on first use in training materials. OE counts/levels/asterisks stay with the official portal Standards PDF. Method notes come from the Guidebook Interpretation paragraphs (scanned PDF md5 2c4489ee98de4ae9b49cba168ea9f42a).</w:t>
+        <w:t xml:space="preserve">This policy covers all 6 requirements under this standard, listed in detail below.</w:t>
+      </w:r>
+    </w:p>
+    <w:p>
+      <w:pPr>
+        <w:spacing w:after="140"/>
+      </w:pPr>
+      <w:r>
+        <w:rPr>
+          <w:sz w:val="22"/>
+          <w:szCs w:val="22"/>
+        </w:rPr>
+        <w:t xml:space="preserve">This policy covers hospital formulary specifically. Related duties — like patient assessment, clinical care, patient rights, infection control, or staffing — are covered in the hospital's other policies, not repeated here. Spell out abbreviations on first use in training materials. OE counts/levels/asterisks stay with the official portal Standards PDF. Method notes come from the Guidebook Interpretation paragraphs (scanned PDF md5 2c4489ee98de4ae9b49cba168ea9f42a).</w:t>
       </w:r>
     </w:p>
     <w:p>
